--- a/docs/sdlc/50_operation/WS2D-OP-001_運用手順書.docx
+++ b/docs/sdlc/50_operation/WS2D-OP-001_運用手順書.docx
@@ -1013,7 +1013,7 @@
           <w:rFonts w:ascii="Yu Gothic" w:hAnsi="Yu Gothic" w:eastAsia="Yu Gothic"/>
           <w:sz w:val="20"/>
         </w:rPr>
-        <w:t>表 7-1　管理コンソール（/admin/console、要 ROLE_ADMIN）</w:t>
+        <w:t>表 7-1　ユーザー管理（/user-management、要 ROLE_ADMIN）</w:t>
       </w:r>
     </w:p>
     <w:p>
@@ -1025,7 +1025,7 @@
           <w:rFonts w:ascii="Yu Gothic" w:hAnsi="Yu Gothic" w:eastAsia="Yu Gothic"/>
           <w:sz w:val="20"/>
         </w:rPr>
-        <w:t>表 7-2　テナント内管理（/auth/account、要ログイン。管理者操作は要 ROLE_ADMIN）</w:t>
+        <w:t>表 7-2　テナント内管理API（要ログイン。管理者操作は要 ROLE_ADMIN）</w:t>
       </w:r>
     </w:p>
     <w:p>
@@ -1252,14 +1252,14 @@
         <w:rPr>
           <w:rFonts w:ascii="Yu Gothic" w:hAnsi="Yu Gothic" w:eastAsia="Yu Gothic"/>
         </w:rPr>
-        <w:t xml:space="preserve"> の管理コンソール（</w:t>
+        <w:t xml:space="preserve"> のテナント横断API（画面は </w:t>
       </w:r>
       <w:r>
         <w:rPr>
           <w:rFonts w:ascii="Consolas" w:hAnsi="Consolas" w:eastAsia="Consolas"/>
           <w:sz w:val="18"/>
         </w:rPr>
-        <w:t>/admin/console</w:t>
+        <w:t>/user-management</w:t>
       </w:r>
       <w:r>
         <w:rPr>
@@ -4388,7 +4388,7 @@
         <w:rPr>
           <w:rFonts w:ascii="Yu Gothic" w:hAnsi="Yu Gothic" w:eastAsia="Yu Gothic"/>
         </w:rPr>
-        <w:t>（管理コンソール・全テナント横断操作）、</w:t>
+        <w:t>（全テナント横断操作）、</w:t>
       </w:r>
       <w:r>
         <w:rPr>
@@ -4419,7 +4419,7 @@
           <w:rFonts w:ascii="Yu Gothic" w:hAnsi="Yu Gothic" w:eastAsia="Yu Gothic"/>
           <w:color w:val="1F3763"/>
         </w:rPr>
-        <w:t>7.1 管理コンソール（</w:t>
+        <w:t>7.1 ユーザー管理（</w:t>
       </w:r>
       <w:r>
         <w:rPr>
@@ -4427,7 +4427,7 @@
           <w:color w:val="1F3763"/>
           <w:sz w:val="18"/>
         </w:rPr>
-        <w:t>/admin/console</w:t>
+        <w:t>/user-management</w:t>
       </w:r>
       <w:r>
         <w:rPr>
@@ -4435,6 +4435,834 @@
           <w:color w:val="1F3763"/>
         </w:rPr>
         <w:t xml:space="preserve">、要 </w:t>
+      </w:r>
+      <w:r>
+        <w:rPr>
+          <w:rFonts w:ascii="Yu Gothic" w:hAnsi="Yu Gothic" w:eastAsia="Yu Gothic"/>
+          <w:color w:val="1F3763"/>
+          <w:sz w:val="18"/>
+        </w:rPr>
+        <w:t>ROLE_ADMIN</w:t>
+      </w:r>
+      <w:r>
+        <w:rPr>
+          <w:rFonts w:ascii="Yu Gothic" w:hAnsi="Yu Gothic" w:eastAsia="Yu Gothic"/>
+          <w:color w:val="1F3763"/>
+        </w:rPr>
+        <w:t>）</w:t>
+      </w:r>
+    </w:p>
+    <w:p>
+      <w:r>
+        <w:rPr>
+          <w:rFonts w:ascii="Yu Gothic" w:hAnsi="Yu Gothic" w:eastAsia="Yu Gothic"/>
+        </w:rPr>
+        <w:t>旧・管理コンソール（</w:t>
+      </w:r>
+      <w:r>
+        <w:rPr>
+          <w:rFonts w:ascii="Consolas" w:hAnsi="Consolas" w:eastAsia="Consolas"/>
+          <w:sz w:val="18"/>
+        </w:rPr>
+        <w:t>/admin/console</w:t>
+      </w:r>
+      <w:r>
+        <w:rPr>
+          <w:rFonts w:ascii="Yu Gothic" w:hAnsi="Yu Gothic" w:eastAsia="Yu Gothic"/>
+        </w:rPr>
+        <w:t>）はこの画面へ統合済み。旧URLは 302 で転送される。</w:t>
+      </w:r>
+    </w:p>
+    <w:p>
+      <w:pPr>
+        <w:jc w:val="center"/>
+      </w:pPr>
+      <w:r>
+        <w:rPr>
+          <w:rFonts w:ascii="Yu Gothic" w:hAnsi="Yu Gothic" w:eastAsia="Yu Gothic"/>
+          <w:b/>
+          <w:color w:val="444444"/>
+          <w:sz w:val="18"/>
+        </w:rPr>
+        <w:t>表 7-1　ユーザー管理（/user-management、要 ROLE_ADMIN）</w:t>
+      </w:r>
+    </w:p>
+    <w:tbl>
+      <w:tblPr>
+        <w:tblStyle w:val="TableGrid"/>
+        <w:tblW w:type="auto" w:w="0"/>
+        <w:tblLayout w:type="fixed"/>
+        <w:tblLook w:firstColumn="1" w:firstRow="1" w:lastColumn="0" w:lastRow="0" w:noHBand="0" w:noVBand="1" w:val="04A0"/>
+      </w:tblPr>
+      <w:tblGrid>
+        <w:gridCol w:w="2480"/>
+        <w:gridCol w:w="2480"/>
+        <w:gridCol w:w="2480"/>
+        <w:gridCol w:w="2480"/>
+      </w:tblGrid>
+      <w:tr>
+        <w:tc>
+          <w:tcPr>
+            <w:tcW w:type="dxa" w:w="2480"/>
+            <w:shd w:fill="D9E2F3"/>
+          </w:tcPr>
+          <w:p>
+            <w:r>
+              <w:rPr>
+                <w:b/>
+                <w:sz w:val="18"/>
+              </w:rPr>
+            </w:r>
+            <w:r>
+              <w:rPr>
+                <w:rFonts w:ascii="Yu Gothic" w:hAnsi="Yu Gothic" w:eastAsia="Yu Gothic"/>
+                <w:b/>
+                <w:sz w:val="18"/>
+              </w:rPr>
+              <w:t>操作</w:t>
+            </w:r>
+          </w:p>
+        </w:tc>
+        <w:tc>
+          <w:tcPr>
+            <w:tcW w:type="dxa" w:w="2480"/>
+            <w:shd w:fill="D9E2F3"/>
+          </w:tcPr>
+          <w:p>
+            <w:r>
+              <w:rPr>
+                <w:b/>
+                <w:sz w:val="18"/>
+              </w:rPr>
+            </w:r>
+            <w:r>
+              <w:rPr>
+                <w:rFonts w:ascii="Yu Gothic" w:hAnsi="Yu Gothic" w:eastAsia="Yu Gothic"/>
+                <w:b/>
+                <w:sz w:val="18"/>
+              </w:rPr>
+              <w:t>エンドポイント</w:t>
+            </w:r>
+          </w:p>
+        </w:tc>
+        <w:tc>
+          <w:tcPr>
+            <w:tcW w:type="dxa" w:w="2480"/>
+            <w:shd w:fill="D9E2F3"/>
+          </w:tcPr>
+          <w:p>
+            <w:r>
+              <w:rPr>
+                <w:b/>
+                <w:sz w:val="18"/>
+              </w:rPr>
+            </w:r>
+            <w:r>
+              <w:rPr>
+                <w:rFonts w:ascii="Yu Gothic" w:hAnsi="Yu Gothic" w:eastAsia="Yu Gothic"/>
+                <w:b/>
+                <w:sz w:val="18"/>
+              </w:rPr>
+              <w:t>画面での操作</w:t>
+            </w:r>
+          </w:p>
+        </w:tc>
+        <w:tc>
+          <w:tcPr>
+            <w:tcW w:type="dxa" w:w="2480"/>
+            <w:shd w:fill="D9E2F3"/>
+          </w:tcPr>
+          <w:p>
+            <w:r>
+              <w:rPr>
+                <w:b/>
+                <w:sz w:val="18"/>
+              </w:rPr>
+            </w:r>
+            <w:r>
+              <w:rPr>
+                <w:rFonts w:ascii="Yu Gothic" w:hAnsi="Yu Gothic" w:eastAsia="Yu Gothic"/>
+                <w:b/>
+                <w:sz w:val="18"/>
+              </w:rPr>
+              <w:t>備考</w:t>
+            </w:r>
+          </w:p>
+        </w:tc>
+      </w:tr>
+      <w:tr>
+        <w:tc>
+          <w:tcPr>
+            <w:tcW w:type="dxa" w:w="2480"/>
+          </w:tcPr>
+          <w:p>
+            <w:r>
+              <w:rPr>
+                <w:sz w:val="18"/>
+              </w:rPr>
+            </w:r>
+            <w:r>
+              <w:rPr>
+                <w:rFonts w:ascii="Yu Gothic" w:hAnsi="Yu Gothic" w:eastAsia="Yu Gothic"/>
+                <w:sz w:val="18"/>
+              </w:rPr>
+              <w:t>テナント作成</w:t>
+            </w:r>
+          </w:p>
+        </w:tc>
+        <w:tc>
+          <w:tcPr>
+            <w:tcW w:type="dxa" w:w="2480"/>
+          </w:tcPr>
+          <w:p>
+            <w:r>
+              <w:rPr>
+                <w:sz w:val="18"/>
+              </w:rPr>
+            </w:r>
+            <w:r>
+              <w:rPr>
+                <w:rFonts w:ascii="Consolas" w:hAnsi="Consolas" w:eastAsia="Consolas"/>
+                <w:sz w:val="18"/>
+              </w:rPr>
+              <w:t>POST /api/admin/tenancy/tenants</w:t>
+            </w:r>
+          </w:p>
+        </w:tc>
+        <w:tc>
+          <w:tcPr>
+            <w:tcW w:type="dxa" w:w="2480"/>
+          </w:tcPr>
+          <w:p>
+            <w:r>
+              <w:rPr>
+                <w:sz w:val="18"/>
+              </w:rPr>
+            </w:r>
+            <w:r>
+              <w:rPr>
+                <w:rFonts w:ascii="Yu Gothic" w:hAnsi="Yu Gothic" w:eastAsia="Yu Gothic"/>
+                <w:sz w:val="18"/>
+              </w:rPr>
+              <w:t>「テナントを追加」</w:t>
+            </w:r>
+          </w:p>
+        </w:tc>
+        <w:tc>
+          <w:tcPr>
+            <w:tcW w:type="dxa" w:w="2480"/>
+          </w:tcPr>
+          <w:p>
+            <w:r>
+              <w:rPr>
+                <w:sz w:val="18"/>
+              </w:rPr>
+            </w:r>
+            <w:r>
+              <w:rPr>
+                <w:rFonts w:ascii="Yu Gothic" w:hAnsi="Yu Gothic" w:eastAsia="Yu Gothic"/>
+                <w:sz w:val="18"/>
+              </w:rPr>
+              <w:t>name, slug を指定</w:t>
+            </w:r>
+          </w:p>
+        </w:tc>
+      </w:tr>
+      <w:tr>
+        <w:tc>
+          <w:tcPr>
+            <w:tcW w:type="dxa" w:w="2480"/>
+          </w:tcPr>
+          <w:p>
+            <w:r>
+              <w:rPr>
+                <w:sz w:val="18"/>
+              </w:rPr>
+            </w:r>
+            <w:r>
+              <w:rPr>
+                <w:rFonts w:ascii="Yu Gothic" w:hAnsi="Yu Gothic" w:eastAsia="Yu Gothic"/>
+                <w:sz w:val="18"/>
+              </w:rPr>
+              <w:t>テナント名変更</w:t>
+            </w:r>
+          </w:p>
+        </w:tc>
+        <w:tc>
+          <w:tcPr>
+            <w:tcW w:type="dxa" w:w="2480"/>
+          </w:tcPr>
+          <w:p>
+            <w:r>
+              <w:rPr>
+                <w:sz w:val="18"/>
+              </w:rPr>
+            </w:r>
+            <w:r>
+              <w:rPr>
+                <w:rFonts w:ascii="Consolas" w:hAnsi="Consolas" w:eastAsia="Consolas"/>
+                <w:sz w:val="18"/>
+              </w:rPr>
+              <w:t>PATCH /api/admin/tenancy/tenants/&lt;id&gt;</w:t>
+            </w:r>
+          </w:p>
+        </w:tc>
+        <w:tc>
+          <w:tcPr>
+            <w:tcW w:type="dxa" w:w="2480"/>
+          </w:tcPr>
+          <w:p>
+            <w:r>
+              <w:rPr>
+                <w:sz w:val="18"/>
+              </w:rPr>
+            </w:r>
+            <w:r>
+              <w:rPr>
+                <w:rFonts w:ascii="Yu Gothic" w:hAnsi="Yu Gothic" w:eastAsia="Yu Gothic"/>
+                <w:sz w:val="18"/>
+              </w:rPr>
+              <w:t>行の「名前を変更」</w:t>
+            </w:r>
+          </w:p>
+        </w:tc>
+        <w:tc>
+          <w:tcPr>
+            <w:tcW w:type="dxa" w:w="2480"/>
+          </w:tcPr>
+          <w:p>
+            <w:r>
+              <w:rPr>
+                <w:sz w:val="18"/>
+              </w:rPr>
+            </w:r>
+          </w:p>
+        </w:tc>
+      </w:tr>
+      <w:tr>
+        <w:tc>
+          <w:tcPr>
+            <w:tcW w:type="dxa" w:w="2480"/>
+          </w:tcPr>
+          <w:p>
+            <w:r>
+              <w:rPr>
+                <w:sz w:val="18"/>
+              </w:rPr>
+            </w:r>
+            <w:r>
+              <w:rPr>
+                <w:rFonts w:ascii="Yu Gothic" w:hAnsi="Yu Gothic" w:eastAsia="Yu Gothic"/>
+                <w:sz w:val="18"/>
+              </w:rPr>
+              <w:t>テナント削除</w:t>
+            </w:r>
+          </w:p>
+        </w:tc>
+        <w:tc>
+          <w:tcPr>
+            <w:tcW w:type="dxa" w:w="2480"/>
+          </w:tcPr>
+          <w:p>
+            <w:r>
+              <w:rPr>
+                <w:sz w:val="18"/>
+              </w:rPr>
+            </w:r>
+            <w:r>
+              <w:rPr>
+                <w:rFonts w:ascii="Consolas" w:hAnsi="Consolas" w:eastAsia="Consolas"/>
+                <w:sz w:val="18"/>
+              </w:rPr>
+              <w:t>DELETE /api/admin/tenancy/tenants/&lt;id&gt;</w:t>
+            </w:r>
+          </w:p>
+        </w:tc>
+        <w:tc>
+          <w:tcPr>
+            <w:tcW w:type="dxa" w:w="2480"/>
+          </w:tcPr>
+          <w:p>
+            <w:r>
+              <w:rPr>
+                <w:sz w:val="18"/>
+              </w:rPr>
+            </w:r>
+            <w:r>
+              <w:rPr>
+                <w:rFonts w:ascii="Yu Gothic" w:hAnsi="Yu Gothic" w:eastAsia="Yu Gothic"/>
+                <w:sz w:val="18"/>
+              </w:rPr>
+              <w:t>行の「削除」</w:t>
+            </w:r>
+          </w:p>
+        </w:tc>
+        <w:tc>
+          <w:tcPr>
+            <w:tcW w:type="dxa" w:w="2480"/>
+          </w:tcPr>
+          <w:p>
+            <w:r>
+              <w:rPr>
+                <w:sz w:val="18"/>
+              </w:rPr>
+            </w:r>
+            <w:r>
+              <w:rPr>
+                <w:rFonts w:ascii="Yu Gothic" w:hAnsi="Yu Gothic" w:eastAsia="Yu Gothic"/>
+                <w:b/>
+                <w:sz w:val="18"/>
+              </w:rPr>
+              <w:t>`output/tenants/&lt;slug&gt;` 配下のファイルは削除されない</w:t>
+            </w:r>
+            <w:r>
+              <w:rPr>
+                <w:rFonts w:ascii="Yu Gothic" w:hAnsi="Yu Gothic" w:eastAsia="Yu Gothic"/>
+                <w:sz w:val="18"/>
+              </w:rPr>
+              <w:t>（コード内の明示コメント）。生成物は別途整理が必要</w:t>
+            </w:r>
+          </w:p>
+        </w:tc>
+      </w:tr>
+      <w:tr>
+        <w:tc>
+          <w:tcPr>
+            <w:tcW w:type="dxa" w:w="2480"/>
+          </w:tcPr>
+          <w:p>
+            <w:r>
+              <w:rPr>
+                <w:sz w:val="18"/>
+              </w:rPr>
+            </w:r>
+            <w:r>
+              <w:rPr>
+                <w:rFonts w:ascii="Yu Gothic" w:hAnsi="Yu Gothic" w:eastAsia="Yu Gothic"/>
+                <w:sz w:val="18"/>
+              </w:rPr>
+              <w:t>ユーザー作成</w:t>
+            </w:r>
+          </w:p>
+        </w:tc>
+        <w:tc>
+          <w:tcPr>
+            <w:tcW w:type="dxa" w:w="2480"/>
+          </w:tcPr>
+          <w:p>
+            <w:r>
+              <w:rPr>
+                <w:sz w:val="18"/>
+              </w:rPr>
+            </w:r>
+            <w:r>
+              <w:rPr>
+                <w:rFonts w:ascii="Consolas" w:hAnsi="Consolas" w:eastAsia="Consolas"/>
+                <w:sz w:val="18"/>
+              </w:rPr>
+              <w:t>POST /api/admin/tenancy/users</w:t>
+            </w:r>
+          </w:p>
+        </w:tc>
+        <w:tc>
+          <w:tcPr>
+            <w:tcW w:type="dxa" w:w="2480"/>
+          </w:tcPr>
+          <w:p>
+            <w:r>
+              <w:rPr>
+                <w:sz w:val="18"/>
+              </w:rPr>
+            </w:r>
+            <w:r>
+              <w:rPr>
+                <w:rFonts w:ascii="Yu Gothic" w:hAnsi="Yu Gothic" w:eastAsia="Yu Gothic"/>
+                <w:sz w:val="18"/>
+              </w:rPr>
+              <w:t>「ユーザーを追加」</w:t>
+            </w:r>
+          </w:p>
+        </w:tc>
+        <w:tc>
+          <w:tcPr>
+            <w:tcW w:type="dxa" w:w="2480"/>
+          </w:tcPr>
+          <w:p>
+            <w:r>
+              <w:rPr>
+                <w:sz w:val="18"/>
+              </w:rPr>
+            </w:r>
+            <w:r>
+              <w:rPr>
+                <w:rFonts w:ascii="Yu Gothic" w:hAnsi="Yu Gothic" w:eastAsia="Yu Gothic"/>
+                <w:sz w:val="18"/>
+              </w:rPr>
+              <w:t>任意でtenant_idを指定</w:t>
+            </w:r>
+          </w:p>
+        </w:tc>
+      </w:tr>
+      <w:tr>
+        <w:tc>
+          <w:tcPr>
+            <w:tcW w:type="dxa" w:w="2480"/>
+          </w:tcPr>
+          <w:p>
+            <w:r>
+              <w:rPr>
+                <w:sz w:val="18"/>
+              </w:rPr>
+            </w:r>
+            <w:r>
+              <w:rPr>
+                <w:rFonts w:ascii="Yu Gothic" w:hAnsi="Yu Gothic" w:eastAsia="Yu Gothic"/>
+                <w:sz w:val="18"/>
+              </w:rPr>
+              <w:t>所属・ロール設定</w:t>
+            </w:r>
+          </w:p>
+        </w:tc>
+        <w:tc>
+          <w:tcPr>
+            <w:tcW w:type="dxa" w:w="2480"/>
+          </w:tcPr>
+          <w:p>
+            <w:r>
+              <w:rPr>
+                <w:sz w:val="18"/>
+              </w:rPr>
+            </w:r>
+            <w:r>
+              <w:rPr>
+                <w:rFonts w:ascii="Consolas" w:hAnsi="Consolas" w:eastAsia="Consolas"/>
+                <w:sz w:val="18"/>
+              </w:rPr>
+              <w:t>PUT /api/admin/tenancy/users/&lt;id&gt;/memberships</w:t>
+            </w:r>
+          </w:p>
+        </w:tc>
+        <w:tc>
+          <w:tcPr>
+            <w:tcW w:type="dxa" w:w="2480"/>
+          </w:tcPr>
+          <w:p>
+            <w:r>
+              <w:rPr>
+                <w:sz w:val="18"/>
+              </w:rPr>
+            </w:r>
+            <w:r>
+              <w:rPr>
+                <w:rFonts w:ascii="Yu Gothic" w:hAnsi="Yu Gothic" w:eastAsia="Yu Gothic"/>
+                <w:sz w:val="18"/>
+              </w:rPr>
+              <w:t>行の「所属」（ダイアログ）</w:t>
+            </w:r>
+          </w:p>
+        </w:tc>
+        <w:tc>
+          <w:tcPr>
+            <w:tcW w:type="dxa" w:w="2480"/>
+          </w:tcPr>
+          <w:p>
+            <w:r>
+              <w:rPr>
+                <w:sz w:val="18"/>
+              </w:rPr>
+            </w:r>
+            <w:r>
+              <w:rPr>
+                <w:rFonts w:ascii="Yu Gothic" w:hAnsi="Yu Gothic" w:eastAsia="Yu Gothic"/>
+                <w:sz w:val="18"/>
+              </w:rPr>
+              <w:t>テナントごとに member/admin を使い分け可能</w:t>
+            </w:r>
+          </w:p>
+        </w:tc>
+      </w:tr>
+      <w:tr>
+        <w:tc>
+          <w:tcPr>
+            <w:tcW w:type="dxa" w:w="2480"/>
+          </w:tcPr>
+          <w:p>
+            <w:r>
+              <w:rPr>
+                <w:sz w:val="18"/>
+              </w:rPr>
+            </w:r>
+            <w:r>
+              <w:rPr>
+                <w:rFonts w:ascii="Yu Gothic" w:hAnsi="Yu Gothic" w:eastAsia="Yu Gothic"/>
+                <w:sz w:val="18"/>
+              </w:rPr>
+              <w:t>パスワード再設定</w:t>
+            </w:r>
+          </w:p>
+        </w:tc>
+        <w:tc>
+          <w:tcPr>
+            <w:tcW w:type="dxa" w:w="2480"/>
+          </w:tcPr>
+          <w:p>
+            <w:r>
+              <w:rPr>
+                <w:sz w:val="18"/>
+              </w:rPr>
+            </w:r>
+            <w:r>
+              <w:rPr>
+                <w:rFonts w:ascii="Consolas" w:hAnsi="Consolas" w:eastAsia="Consolas"/>
+                <w:sz w:val="18"/>
+              </w:rPr>
+              <w:t>POST /api/admin/tenancy/users/&lt;id&gt;/password</w:t>
+            </w:r>
+          </w:p>
+        </w:tc>
+        <w:tc>
+          <w:tcPr>
+            <w:tcW w:type="dxa" w:w="2480"/>
+          </w:tcPr>
+          <w:p>
+            <w:r>
+              <w:rPr>
+                <w:sz w:val="18"/>
+              </w:rPr>
+            </w:r>
+            <w:r>
+              <w:rPr>
+                <w:rFonts w:ascii="Yu Gothic" w:hAnsi="Yu Gothic" w:eastAsia="Yu Gothic"/>
+                <w:sz w:val="18"/>
+              </w:rPr>
+              <w:t>行の「パスワード」（ダイアログ）</w:t>
+            </w:r>
+          </w:p>
+        </w:tc>
+        <w:tc>
+          <w:tcPr>
+            <w:tcW w:type="dxa" w:w="2480"/>
+          </w:tcPr>
+          <w:p>
+            <w:r>
+              <w:rPr>
+                <w:sz w:val="18"/>
+              </w:rPr>
+            </w:r>
+            <w:r>
+              <w:rPr>
+                <w:rFonts w:ascii="Yu Gothic" w:hAnsi="Yu Gothic" w:eastAsia="Yu Gothic"/>
+                <w:sz w:val="18"/>
+              </w:rPr>
+              <w:t>現パスワード不要。対象の全セッション失効とロック解除を伴う</w:t>
+            </w:r>
+          </w:p>
+        </w:tc>
+      </w:tr>
+      <w:tr>
+        <w:tc>
+          <w:tcPr>
+            <w:tcW w:type="dxa" w:w="2480"/>
+          </w:tcPr>
+          <w:p>
+            <w:r>
+              <w:rPr>
+                <w:sz w:val="18"/>
+              </w:rPr>
+            </w:r>
+            <w:r>
+              <w:rPr>
+                <w:rFonts w:ascii="Yu Gothic" w:hAnsi="Yu Gothic" w:eastAsia="Yu Gothic"/>
+                <w:sz w:val="18"/>
+              </w:rPr>
+              <w:t>ユーザー削除</w:t>
+            </w:r>
+          </w:p>
+        </w:tc>
+        <w:tc>
+          <w:tcPr>
+            <w:tcW w:type="dxa" w:w="2480"/>
+          </w:tcPr>
+          <w:p>
+            <w:r>
+              <w:rPr>
+                <w:sz w:val="18"/>
+              </w:rPr>
+            </w:r>
+            <w:r>
+              <w:rPr>
+                <w:rFonts w:ascii="Consolas" w:hAnsi="Consolas" w:eastAsia="Consolas"/>
+                <w:sz w:val="18"/>
+              </w:rPr>
+              <w:t>DELETE /api/admin/tenancy/users/&lt;id&gt;</w:t>
+            </w:r>
+          </w:p>
+        </w:tc>
+        <w:tc>
+          <w:tcPr>
+            <w:tcW w:type="dxa" w:w="2480"/>
+          </w:tcPr>
+          <w:p>
+            <w:r>
+              <w:rPr>
+                <w:sz w:val="18"/>
+              </w:rPr>
+            </w:r>
+            <w:r>
+              <w:rPr>
+                <w:rFonts w:ascii="Yu Gothic" w:hAnsi="Yu Gothic" w:eastAsia="Yu Gothic"/>
+                <w:sz w:val="18"/>
+              </w:rPr>
+              <w:t>行の「削除」</w:t>
+            </w:r>
+          </w:p>
+        </w:tc>
+        <w:tc>
+          <w:tcPr>
+            <w:tcW w:type="dxa" w:w="2480"/>
+          </w:tcPr>
+          <w:p>
+            <w:r>
+              <w:rPr>
+                <w:sz w:val="18"/>
+              </w:rPr>
+            </w:r>
+            <w:r>
+              <w:rPr>
+                <w:rFonts w:ascii="Yu Gothic" w:hAnsi="Yu Gothic" w:eastAsia="Yu Gothic"/>
+                <w:sz w:val="18"/>
+              </w:rPr>
+              <w:t>自分自身は削除不可</w:t>
+            </w:r>
+          </w:p>
+        </w:tc>
+      </w:tr>
+      <w:tr>
+        <w:tc>
+          <w:tcPr>
+            <w:tcW w:type="dxa" w:w="2480"/>
+          </w:tcPr>
+          <w:p>
+            <w:r>
+              <w:rPr>
+                <w:sz w:val="18"/>
+              </w:rPr>
+            </w:r>
+            <w:r>
+              <w:rPr>
+                <w:rFonts w:ascii="Yu Gothic" w:hAnsi="Yu Gothic" w:eastAsia="Yu Gothic"/>
+                <w:sz w:val="18"/>
+              </w:rPr>
+              <w:t>アカウント有効/無効化</w:t>
+            </w:r>
+          </w:p>
+        </w:tc>
+        <w:tc>
+          <w:tcPr>
+            <w:tcW w:type="dxa" w:w="2480"/>
+          </w:tcPr>
+          <w:p>
+            <w:r>
+              <w:rPr>
+                <w:sz w:val="18"/>
+              </w:rPr>
+            </w:r>
+            <w:r>
+              <w:rPr>
+                <w:rFonts w:ascii="Consolas" w:hAnsi="Consolas" w:eastAsia="Consolas"/>
+                <w:sz w:val="18"/>
+              </w:rPr>
+              <w:t>PATCH /api/admin/tenancy/users/&lt;id&gt;</w:t>
+            </w:r>
+          </w:p>
+        </w:tc>
+        <w:tc>
+          <w:tcPr>
+            <w:tcW w:type="dxa" w:w="2480"/>
+          </w:tcPr>
+          <w:p>
+            <w:r>
+              <w:rPr>
+                <w:sz w:val="18"/>
+              </w:rPr>
+            </w:r>
+            <w:r>
+              <w:rPr>
+                <w:rFonts w:ascii="Yu Gothic" w:hAnsi="Yu Gothic" w:eastAsia="Yu Gothic"/>
+                <w:b/>
+                <w:sz w:val="18"/>
+              </w:rPr>
+              <w:t>画面には無い</w:t>
+            </w:r>
+            <w:r>
+              <w:rPr>
+                <w:rFonts w:ascii="Yu Gothic" w:hAnsi="Yu Gothic" w:eastAsia="Yu Gothic"/>
+                <w:sz w:val="18"/>
+              </w:rPr>
+              <w:t>（APIのみ）</w:t>
+            </w:r>
+          </w:p>
+        </w:tc>
+        <w:tc>
+          <w:tcPr>
+            <w:tcW w:type="dxa" w:w="2480"/>
+          </w:tcPr>
+          <w:p>
+            <w:r>
+              <w:rPr>
+                <w:sz w:val="18"/>
+              </w:rPr>
+            </w:r>
+            <w:r>
+              <w:rPr>
+                <w:rFonts w:ascii="Consolas" w:hAnsi="Consolas" w:eastAsia="Consolas"/>
+                <w:sz w:val="18"/>
+              </w:rPr>
+              <w:t>is_active</w:t>
+            </w:r>
+            <w:r>
+              <w:rPr>
+                <w:rFonts w:ascii="Yu Gothic" w:hAnsi="Yu Gothic" w:eastAsia="Yu Gothic"/>
+                <w:sz w:val="18"/>
+              </w:rPr>
+              <w:t xml:space="preserve"> 真偽値。</w:t>
+            </w:r>
+            <w:r>
+              <w:rPr>
+                <w:rFonts w:ascii="Yu Gothic" w:hAnsi="Yu Gothic" w:eastAsia="Yu Gothic"/>
+                <w:b/>
+                <w:sz w:val="18"/>
+              </w:rPr>
+              <w:t>全テナントに効く</w:t>
+            </w:r>
+            <w:r>
+              <w:rPr>
+                <w:rFonts w:ascii="Yu Gothic" w:hAnsi="Yu Gothic" w:eastAsia="Yu Gothic"/>
+                <w:sz w:val="18"/>
+              </w:rPr>
+              <w:t>。画面上の運用は削除に一本化した</w:t>
+            </w:r>
+          </w:p>
+        </w:tc>
+      </w:tr>
+    </w:tbl>
+    <w:p/>
+    <w:p>
+      <w:pPr>
+        <w:pStyle w:val="Heading3"/>
+      </w:pPr>
+      <w:r>
+        <w:rPr>
+          <w:rFonts w:ascii="Yu Gothic" w:hAnsi="Yu Gothic" w:eastAsia="Yu Gothic"/>
+          <w:color w:val="1F3763"/>
+        </w:rPr>
+      </w:r>
+      <w:r>
+        <w:rPr>
+          <w:rFonts w:ascii="Yu Gothic" w:hAnsi="Yu Gothic" w:eastAsia="Yu Gothic"/>
+          <w:color w:val="1F3763"/>
+        </w:rPr>
+        <w:t xml:space="preserve">7.2 テナント内管理API（要ログイン。管理者操作は要 </w:t>
       </w:r>
       <w:r>
         <w:rPr>
@@ -4463,580 +5291,7 @@
           <w:color w:val="444444"/>
           <w:sz w:val="18"/>
         </w:rPr>
-        <w:t>表 7-1　管理コンソール（/admin/console、要 ROLE_ADMIN）</w:t>
-      </w:r>
-    </w:p>
-    <w:tbl>
-      <w:tblPr>
-        <w:tblStyle w:val="TableGrid"/>
-        <w:tblW w:type="auto" w:w="0"/>
-        <w:tblLayout w:type="fixed"/>
-        <w:tblLook w:firstColumn="1" w:firstRow="1" w:lastColumn="0" w:lastRow="0" w:noHBand="0" w:noVBand="1" w:val="04A0"/>
-      </w:tblPr>
-      <w:tblGrid>
-        <w:gridCol w:w="3307"/>
-        <w:gridCol w:w="3307"/>
-        <w:gridCol w:w="3307"/>
-      </w:tblGrid>
-      <w:tr>
-        <w:tc>
-          <w:tcPr>
-            <w:tcW w:type="dxa" w:w="3307"/>
-            <w:shd w:fill="D9E2F3"/>
-          </w:tcPr>
-          <w:p>
-            <w:r>
-              <w:rPr>
-                <w:b/>
-                <w:sz w:val="18"/>
-              </w:rPr>
-            </w:r>
-            <w:r>
-              <w:rPr>
-                <w:rFonts w:ascii="Yu Gothic" w:hAnsi="Yu Gothic" w:eastAsia="Yu Gothic"/>
-                <w:b/>
-                <w:sz w:val="18"/>
-              </w:rPr>
-              <w:t>操作</w:t>
-            </w:r>
-          </w:p>
-        </w:tc>
-        <w:tc>
-          <w:tcPr>
-            <w:tcW w:type="dxa" w:w="3307"/>
-            <w:shd w:fill="D9E2F3"/>
-          </w:tcPr>
-          <w:p>
-            <w:r>
-              <w:rPr>
-                <w:b/>
-                <w:sz w:val="18"/>
-              </w:rPr>
-            </w:r>
-            <w:r>
-              <w:rPr>
-                <w:rFonts w:ascii="Yu Gothic" w:hAnsi="Yu Gothic" w:eastAsia="Yu Gothic"/>
-                <w:b/>
-                <w:sz w:val="18"/>
-              </w:rPr>
-              <w:t>エンドポイント</w:t>
-            </w:r>
-          </w:p>
-        </w:tc>
-        <w:tc>
-          <w:tcPr>
-            <w:tcW w:type="dxa" w:w="3307"/>
-            <w:shd w:fill="D9E2F3"/>
-          </w:tcPr>
-          <w:p>
-            <w:r>
-              <w:rPr>
-                <w:b/>
-                <w:sz w:val="18"/>
-              </w:rPr>
-            </w:r>
-            <w:r>
-              <w:rPr>
-                <w:rFonts w:ascii="Yu Gothic" w:hAnsi="Yu Gothic" w:eastAsia="Yu Gothic"/>
-                <w:b/>
-                <w:sz w:val="18"/>
-              </w:rPr>
-              <w:t>備考</w:t>
-            </w:r>
-          </w:p>
-        </w:tc>
-      </w:tr>
-      <w:tr>
-        <w:tc>
-          <w:tcPr>
-            <w:tcW w:type="dxa" w:w="3307"/>
-          </w:tcPr>
-          <w:p>
-            <w:r>
-              <w:rPr>
-                <w:sz w:val="18"/>
-              </w:rPr>
-            </w:r>
-            <w:r>
-              <w:rPr>
-                <w:rFonts w:ascii="Yu Gothic" w:hAnsi="Yu Gothic" w:eastAsia="Yu Gothic"/>
-                <w:sz w:val="18"/>
-              </w:rPr>
-              <w:t>テナント作成</w:t>
-            </w:r>
-          </w:p>
-        </w:tc>
-        <w:tc>
-          <w:tcPr>
-            <w:tcW w:type="dxa" w:w="3307"/>
-          </w:tcPr>
-          <w:p>
-            <w:r>
-              <w:rPr>
-                <w:sz w:val="18"/>
-              </w:rPr>
-            </w:r>
-            <w:r>
-              <w:rPr>
-                <w:rFonts w:ascii="Consolas" w:hAnsi="Consolas" w:eastAsia="Consolas"/>
-                <w:sz w:val="18"/>
-              </w:rPr>
-              <w:t>POST /api/admin/tenancy/tenants</w:t>
-            </w:r>
-          </w:p>
-        </w:tc>
-        <w:tc>
-          <w:tcPr>
-            <w:tcW w:type="dxa" w:w="3307"/>
-          </w:tcPr>
-          <w:p>
-            <w:r>
-              <w:rPr>
-                <w:sz w:val="18"/>
-              </w:rPr>
-            </w:r>
-            <w:r>
-              <w:rPr>
-                <w:rFonts w:ascii="Yu Gothic" w:hAnsi="Yu Gothic" w:eastAsia="Yu Gothic"/>
-                <w:sz w:val="18"/>
-              </w:rPr>
-              <w:t>name, slug を指定</w:t>
-            </w:r>
-          </w:p>
-        </w:tc>
-      </w:tr>
-      <w:tr>
-        <w:tc>
-          <w:tcPr>
-            <w:tcW w:type="dxa" w:w="3307"/>
-          </w:tcPr>
-          <w:p>
-            <w:r>
-              <w:rPr>
-                <w:sz w:val="18"/>
-              </w:rPr>
-            </w:r>
-            <w:r>
-              <w:rPr>
-                <w:rFonts w:ascii="Yu Gothic" w:hAnsi="Yu Gothic" w:eastAsia="Yu Gothic"/>
-                <w:sz w:val="18"/>
-              </w:rPr>
-              <w:t>テナント名変更</w:t>
-            </w:r>
-          </w:p>
-        </w:tc>
-        <w:tc>
-          <w:tcPr>
-            <w:tcW w:type="dxa" w:w="3307"/>
-          </w:tcPr>
-          <w:p>
-            <w:r>
-              <w:rPr>
-                <w:sz w:val="18"/>
-              </w:rPr>
-            </w:r>
-            <w:r>
-              <w:rPr>
-                <w:rFonts w:ascii="Consolas" w:hAnsi="Consolas" w:eastAsia="Consolas"/>
-                <w:sz w:val="18"/>
-              </w:rPr>
-              <w:t>PATCH /api/admin/tenancy/tenants/&lt;id&gt;</w:t>
-            </w:r>
-          </w:p>
-        </w:tc>
-        <w:tc>
-          <w:tcPr>
-            <w:tcW w:type="dxa" w:w="3307"/>
-          </w:tcPr>
-          <w:p>
-            <w:r>
-              <w:rPr>
-                <w:sz w:val="18"/>
-              </w:rPr>
-            </w:r>
-          </w:p>
-        </w:tc>
-      </w:tr>
-      <w:tr>
-        <w:tc>
-          <w:tcPr>
-            <w:tcW w:type="dxa" w:w="3307"/>
-          </w:tcPr>
-          <w:p>
-            <w:r>
-              <w:rPr>
-                <w:sz w:val="18"/>
-              </w:rPr>
-            </w:r>
-            <w:r>
-              <w:rPr>
-                <w:rFonts w:ascii="Yu Gothic" w:hAnsi="Yu Gothic" w:eastAsia="Yu Gothic"/>
-                <w:sz w:val="18"/>
-              </w:rPr>
-              <w:t>テナント削除</w:t>
-            </w:r>
-          </w:p>
-        </w:tc>
-        <w:tc>
-          <w:tcPr>
-            <w:tcW w:type="dxa" w:w="3307"/>
-          </w:tcPr>
-          <w:p>
-            <w:r>
-              <w:rPr>
-                <w:sz w:val="18"/>
-              </w:rPr>
-            </w:r>
-            <w:r>
-              <w:rPr>
-                <w:rFonts w:ascii="Consolas" w:hAnsi="Consolas" w:eastAsia="Consolas"/>
-                <w:sz w:val="18"/>
-              </w:rPr>
-              <w:t>DELETE /api/admin/tenancy/tenants/&lt;id&gt;</w:t>
-            </w:r>
-          </w:p>
-        </w:tc>
-        <w:tc>
-          <w:tcPr>
-            <w:tcW w:type="dxa" w:w="3307"/>
-          </w:tcPr>
-          <w:p>
-            <w:r>
-              <w:rPr>
-                <w:sz w:val="18"/>
-              </w:rPr>
-            </w:r>
-            <w:r>
-              <w:rPr>
-                <w:rFonts w:ascii="Yu Gothic" w:hAnsi="Yu Gothic" w:eastAsia="Yu Gothic"/>
-                <w:b/>
-                <w:sz w:val="18"/>
-              </w:rPr>
-              <w:t>`output/tenants/&lt;slug&gt;` 配下のファイルは削除されない</w:t>
-            </w:r>
-            <w:r>
-              <w:rPr>
-                <w:rFonts w:ascii="Yu Gothic" w:hAnsi="Yu Gothic" w:eastAsia="Yu Gothic"/>
-                <w:sz w:val="18"/>
-              </w:rPr>
-              <w:t>（コード内の明示コメント）。生成物は別途整理が必要</w:t>
-            </w:r>
-          </w:p>
-        </w:tc>
-      </w:tr>
-      <w:tr>
-        <w:tc>
-          <w:tcPr>
-            <w:tcW w:type="dxa" w:w="3307"/>
-          </w:tcPr>
-          <w:p>
-            <w:r>
-              <w:rPr>
-                <w:sz w:val="18"/>
-              </w:rPr>
-            </w:r>
-            <w:r>
-              <w:rPr>
-                <w:rFonts w:ascii="Yu Gothic" w:hAnsi="Yu Gothic" w:eastAsia="Yu Gothic"/>
-                <w:sz w:val="18"/>
-              </w:rPr>
-              <w:t>ユーザー作成</w:t>
-            </w:r>
-          </w:p>
-        </w:tc>
-        <w:tc>
-          <w:tcPr>
-            <w:tcW w:type="dxa" w:w="3307"/>
-          </w:tcPr>
-          <w:p>
-            <w:r>
-              <w:rPr>
-                <w:sz w:val="18"/>
-              </w:rPr>
-            </w:r>
-            <w:r>
-              <w:rPr>
-                <w:rFonts w:ascii="Consolas" w:hAnsi="Consolas" w:eastAsia="Consolas"/>
-                <w:sz w:val="18"/>
-              </w:rPr>
-              <w:t>POST /api/admin/tenancy/users</w:t>
-            </w:r>
-          </w:p>
-        </w:tc>
-        <w:tc>
-          <w:tcPr>
-            <w:tcW w:type="dxa" w:w="3307"/>
-          </w:tcPr>
-          <w:p>
-            <w:r>
-              <w:rPr>
-                <w:sz w:val="18"/>
-              </w:rPr>
-            </w:r>
-            <w:r>
-              <w:rPr>
-                <w:rFonts w:ascii="Yu Gothic" w:hAnsi="Yu Gothic" w:eastAsia="Yu Gothic"/>
-                <w:sz w:val="18"/>
-              </w:rPr>
-              <w:t>任意でtenant_idを指定</w:t>
-            </w:r>
-          </w:p>
-        </w:tc>
-      </w:tr>
-      <w:tr>
-        <w:tc>
-          <w:tcPr>
-            <w:tcW w:type="dxa" w:w="3307"/>
-          </w:tcPr>
-          <w:p>
-            <w:r>
-              <w:rPr>
-                <w:sz w:val="18"/>
-              </w:rPr>
-            </w:r>
-            <w:r>
-              <w:rPr>
-                <w:rFonts w:ascii="Yu Gothic" w:hAnsi="Yu Gothic" w:eastAsia="Yu Gothic"/>
-                <w:sz w:val="18"/>
-              </w:rPr>
-              <w:t>所属・ロール設定</w:t>
-            </w:r>
-          </w:p>
-        </w:tc>
-        <w:tc>
-          <w:tcPr>
-            <w:tcW w:type="dxa" w:w="3307"/>
-          </w:tcPr>
-          <w:p>
-            <w:r>
-              <w:rPr>
-                <w:sz w:val="18"/>
-              </w:rPr>
-            </w:r>
-            <w:r>
-              <w:rPr>
-                <w:rFonts w:ascii="Consolas" w:hAnsi="Consolas" w:eastAsia="Consolas"/>
-                <w:sz w:val="18"/>
-              </w:rPr>
-              <w:t>PUT /api/admin/tenancy/users/&lt;id&gt;/memberships</w:t>
-            </w:r>
-          </w:p>
-        </w:tc>
-        <w:tc>
-          <w:tcPr>
-            <w:tcW w:type="dxa" w:w="3307"/>
-          </w:tcPr>
-          <w:p>
-            <w:r>
-              <w:rPr>
-                <w:sz w:val="18"/>
-              </w:rPr>
-            </w:r>
-            <w:r>
-              <w:rPr>
-                <w:rFonts w:ascii="Yu Gothic" w:hAnsi="Yu Gothic" w:eastAsia="Yu Gothic"/>
-                <w:sz w:val="18"/>
-              </w:rPr>
-              <w:t>テナントごとに member/admin を使い分け可能</w:t>
-            </w:r>
-          </w:p>
-        </w:tc>
-      </w:tr>
-      <w:tr>
-        <w:tc>
-          <w:tcPr>
-            <w:tcW w:type="dxa" w:w="3307"/>
-          </w:tcPr>
-          <w:p>
-            <w:r>
-              <w:rPr>
-                <w:sz w:val="18"/>
-              </w:rPr>
-            </w:r>
-            <w:r>
-              <w:rPr>
-                <w:rFonts w:ascii="Yu Gothic" w:hAnsi="Yu Gothic" w:eastAsia="Yu Gothic"/>
-                <w:sz w:val="18"/>
-              </w:rPr>
-              <w:t>アカウント有効/無効化</w:t>
-            </w:r>
-          </w:p>
-        </w:tc>
-        <w:tc>
-          <w:tcPr>
-            <w:tcW w:type="dxa" w:w="3307"/>
-          </w:tcPr>
-          <w:p>
-            <w:r>
-              <w:rPr>
-                <w:sz w:val="18"/>
-              </w:rPr>
-            </w:r>
-            <w:r>
-              <w:rPr>
-                <w:rFonts w:ascii="Consolas" w:hAnsi="Consolas" w:eastAsia="Consolas"/>
-                <w:sz w:val="18"/>
-              </w:rPr>
-              <w:t>PATCH /api/admin/tenancy/users/&lt;id&gt;</w:t>
-            </w:r>
-          </w:p>
-        </w:tc>
-        <w:tc>
-          <w:tcPr>
-            <w:tcW w:type="dxa" w:w="3307"/>
-          </w:tcPr>
-          <w:p>
-            <w:r>
-              <w:rPr>
-                <w:sz w:val="18"/>
-              </w:rPr>
-            </w:r>
-            <w:r>
-              <w:rPr>
-                <w:rFonts w:ascii="Consolas" w:hAnsi="Consolas" w:eastAsia="Consolas"/>
-                <w:sz w:val="18"/>
-              </w:rPr>
-              <w:t>is_active</w:t>
-            </w:r>
-            <w:r>
-              <w:rPr>
-                <w:rFonts w:ascii="Yu Gothic" w:hAnsi="Yu Gothic" w:eastAsia="Yu Gothic"/>
-                <w:sz w:val="18"/>
-              </w:rPr>
-              <w:t xml:space="preserve"> 真偽値。</w:t>
-            </w:r>
-            <w:r>
-              <w:rPr>
-                <w:rFonts w:ascii="Yu Gothic" w:hAnsi="Yu Gothic" w:eastAsia="Yu Gothic"/>
-                <w:b/>
-                <w:sz w:val="18"/>
-              </w:rPr>
-              <w:t>全テナントに効く</w:t>
-            </w:r>
-          </w:p>
-        </w:tc>
-      </w:tr>
-      <w:tr>
-        <w:tc>
-          <w:tcPr>
-            <w:tcW w:type="dxa" w:w="3307"/>
-          </w:tcPr>
-          <w:p>
-            <w:r>
-              <w:rPr>
-                <w:sz w:val="18"/>
-              </w:rPr>
-            </w:r>
-            <w:r>
-              <w:rPr>
-                <w:rFonts w:ascii="Yu Gothic" w:hAnsi="Yu Gothic" w:eastAsia="Yu Gothic"/>
-                <w:sz w:val="18"/>
-              </w:rPr>
-              <w:t>ユーザー削除</w:t>
-            </w:r>
-          </w:p>
-        </w:tc>
-        <w:tc>
-          <w:tcPr>
-            <w:tcW w:type="dxa" w:w="3307"/>
-          </w:tcPr>
-          <w:p>
-            <w:r>
-              <w:rPr>
-                <w:sz w:val="18"/>
-              </w:rPr>
-            </w:r>
-            <w:r>
-              <w:rPr>
-                <w:rFonts w:ascii="Consolas" w:hAnsi="Consolas" w:eastAsia="Consolas"/>
-                <w:sz w:val="18"/>
-              </w:rPr>
-              <w:t>DELETE /api/admin/tenancy/users/&lt;id&gt;</w:t>
-            </w:r>
-          </w:p>
-        </w:tc>
-        <w:tc>
-          <w:tcPr>
-            <w:tcW w:type="dxa" w:w="3307"/>
-          </w:tcPr>
-          <w:p>
-            <w:r>
-              <w:rPr>
-                <w:sz w:val="18"/>
-              </w:rPr>
-            </w:r>
-            <w:r>
-              <w:rPr>
-                <w:rFonts w:ascii="Yu Gothic" w:hAnsi="Yu Gothic" w:eastAsia="Yu Gothic"/>
-                <w:sz w:val="18"/>
-              </w:rPr>
-              <w:t>自分自身は削除不可</w:t>
-            </w:r>
-          </w:p>
-        </w:tc>
-      </w:tr>
-    </w:tbl>
-    <w:p/>
-    <w:p>
-      <w:pPr>
-        <w:pStyle w:val="Heading3"/>
-      </w:pPr>
-      <w:r>
-        <w:rPr>
-          <w:rFonts w:ascii="Yu Gothic" w:hAnsi="Yu Gothic" w:eastAsia="Yu Gothic"/>
-          <w:color w:val="1F3763"/>
-        </w:rPr>
-      </w:r>
-      <w:r>
-        <w:rPr>
-          <w:rFonts w:ascii="Yu Gothic" w:hAnsi="Yu Gothic" w:eastAsia="Yu Gothic"/>
-          <w:color w:val="1F3763"/>
-        </w:rPr>
-        <w:t>7.2 テナント内管理（</w:t>
-      </w:r>
-      <w:r>
-        <w:rPr>
-          <w:rFonts w:ascii="Yu Gothic" w:hAnsi="Yu Gothic" w:eastAsia="Yu Gothic"/>
-          <w:color w:val="1F3763"/>
-          <w:sz w:val="18"/>
-        </w:rPr>
-        <w:t>/auth/account</w:t>
-      </w:r>
-      <w:r>
-        <w:rPr>
-          <w:rFonts w:ascii="Yu Gothic" w:hAnsi="Yu Gothic" w:eastAsia="Yu Gothic"/>
-          <w:color w:val="1F3763"/>
-        </w:rPr>
-        <w:t xml:space="preserve">、要ログイン。管理者操作は要 </w:t>
-      </w:r>
-      <w:r>
-        <w:rPr>
-          <w:rFonts w:ascii="Yu Gothic" w:hAnsi="Yu Gothic" w:eastAsia="Yu Gothic"/>
-          <w:color w:val="1F3763"/>
-          <w:sz w:val="18"/>
-        </w:rPr>
-        <w:t>ROLE_ADMIN</w:t>
-      </w:r>
-      <w:r>
-        <w:rPr>
-          <w:rFonts w:ascii="Yu Gothic" w:hAnsi="Yu Gothic" w:eastAsia="Yu Gothic"/>
-          <w:color w:val="1F3763"/>
-        </w:rPr>
-        <w:t>）</w:t>
-      </w:r>
-    </w:p>
-    <w:p>
-      <w:pPr>
-        <w:jc w:val="center"/>
-      </w:pPr>
-      <w:r>
-        <w:rPr>
-          <w:rFonts w:ascii="Yu Gothic" w:hAnsi="Yu Gothic" w:eastAsia="Yu Gothic"/>
-          <w:b/>
-          <w:color w:val="444444"/>
-          <w:sz w:val="18"/>
-        </w:rPr>
-        <w:t>表 7-2　テナント内管理（/auth/account、要ログイン。管理者操作は要 ROLE_ADMIN）</w:t>
+        <w:t>表 7-2　テナント内管理API（要ログイン。管理者操作は要 ROLE_ADMIN）</w:t>
       </w:r>
     </w:p>
     <w:tbl>
